--- a/docs/DocABNT.docx
+++ b/docs/DocABNT.docx
@@ -4230,7 +4230,21 @@
         <w:rPr>
           <w:rFonts w:eastAsia="Times New Roman"/>
         </w:rPr>
-        <w:t xml:space="preserve">serviço é projetado  para não dispor dos meios técnicos necessários </w:t>
+        <w:t xml:space="preserve">serviço é </w:t>
+      </w:r>
+      <w:proofErr w:type="gramStart"/>
+      <w:r>
+        <w:rPr>
+          <w:rFonts w:eastAsia="Times New Roman"/>
+        </w:rPr>
+        <w:t>projetado  para</w:t>
+      </w:r>
+      <w:proofErr w:type="gramEnd"/>
+      <w:r>
+        <w:rPr>
+          <w:rFonts w:eastAsia="Times New Roman"/>
+        </w:rPr>
+        <w:t xml:space="preserve"> não dispor dos meios técnicos necessários </w:t>
       </w:r>
       <w:r>
         <w:rPr>
@@ -4664,7 +4678,21 @@
         <w:rPr>
           <w:rFonts w:eastAsia="Times New Roman"/>
         </w:rPr>
-        <w:t xml:space="preserve">, garantindo resistência contra ataques de dicionário e </w:t>
+        <w:t xml:space="preserve">, garantindo resistência </w:t>
+      </w:r>
+      <w:proofErr w:type="gramStart"/>
+      <w:r>
+        <w:rPr>
+          <w:rFonts w:eastAsia="Times New Roman"/>
+        </w:rPr>
+        <w:t>contra ataques</w:t>
+      </w:r>
+      <w:proofErr w:type="gramEnd"/>
+      <w:r>
+        <w:rPr>
+          <w:rFonts w:eastAsia="Times New Roman"/>
+        </w:rPr>
+        <w:t xml:space="preserve"> de dicionário e </w:t>
       </w:r>
       <w:r>
         <w:rPr>
@@ -5043,967 +5071,29 @@
     </w:p>
     <w:p>
       <w:pPr>
+        <w:spacing w:afterLines="0"/>
         <w:rPr>
           <w:lang w:eastAsia="ar-SA"/>
         </w:rPr>
       </w:pPr>
-    </w:p>
-    <w:p>
-      <w:pPr>
+      <w:r>
+        <w:rPr>
+          <w:lang w:eastAsia="ar-SA"/>
+        </w:rPr>
+        <w:br w:type="page"/>
+      </w:r>
+    </w:p>
+    <w:p>
+      <w:pPr>
+        <w:spacing w:afterLines="0"/>
         <w:ind w:firstLine="0"/>
         <w:jc w:val="center"/>
         <w:rPr>
-          <w:rFonts w:eastAsia="Times New Roman"/>
-          <w:sz w:val="20"/>
-          <w:szCs w:val="20"/>
-        </w:rPr>
-      </w:pPr>
-      <w:r>
-        <w:rPr>
-          <w:rFonts w:eastAsia="Times New Roman"/>
-          <w:noProof/>
-        </w:rPr>
-        <w:drawing>
-          <wp:inline distT="114300" distB="114300" distL="114300" distR="114300" wp14:anchorId="26B0E61D" wp14:editId="6B78AD44">
-            <wp:extent cx="4953000" cy="3343275"/>
-            <wp:effectExtent l="0" t="0" r="0" b="0"/>
-            <wp:docPr id="1" name="image1.png"/>
-            <wp:cNvGraphicFramePr/>
-            <a:graphic xmlns:a="http://schemas.openxmlformats.org/drawingml/2006/main">
-              <a:graphicData uri="http://schemas.openxmlformats.org/drawingml/2006/picture">
-                <pic:pic xmlns:pic="http://schemas.openxmlformats.org/drawingml/2006/picture">
-                  <pic:nvPicPr>
-                    <pic:cNvPr id="0" name="image1.png"/>
-                    <pic:cNvPicPr preferRelativeResize="0"/>
-                  </pic:nvPicPr>
-                  <pic:blipFill>
-                    <a:blip r:embed="rId18"/>
-                    <a:srcRect/>
-                    <a:stretch>
-                      <a:fillRect/>
-                    </a:stretch>
-                  </pic:blipFill>
-                  <pic:spPr>
-                    <a:xfrm>
-                      <a:off x="0" y="0"/>
-                      <a:ext cx="4953000" cy="3343275"/>
-                    </a:xfrm>
-                    <a:prstGeom prst="rect">
-                      <a:avLst/>
-                    </a:prstGeom>
-                    <a:ln/>
-                  </pic:spPr>
-                </pic:pic>
-              </a:graphicData>
-            </a:graphic>
-          </wp:inline>
-        </w:drawing>
-      </w:r>
-    </w:p>
-    <w:p>
-      <w:pPr>
-        <w:ind w:firstLine="0"/>
-        <w:jc w:val="center"/>
-        <w:rPr>
-          <w:rFonts w:eastAsia="Times New Roman"/>
-          <w:sz w:val="20"/>
-          <w:szCs w:val="20"/>
-        </w:rPr>
-      </w:pPr>
-      <w:r>
-        <w:rPr>
-          <w:rFonts w:eastAsia="Times New Roman"/>
-          <w:sz w:val="20"/>
-          <w:szCs w:val="20"/>
-        </w:rPr>
-        <w:t xml:space="preserve">Figura 1 - </w:t>
-      </w:r>
-      <w:bookmarkStart w:id="1" w:name="_Hlk205925654"/>
-      <w:r>
-        <w:rPr>
-          <w:rFonts w:eastAsia="Times New Roman"/>
-          <w:sz w:val="20"/>
-          <w:szCs w:val="20"/>
-        </w:rPr>
-        <w:t>Ectrópio da pálpebra inferior: eversão da margem palpebral.</w:t>
-      </w:r>
-    </w:p>
-    <w:bookmarkEnd w:id="1"/>
-    <w:p>
-      <w:pPr>
-        <w:ind w:firstLine="1134"/>
-        <w:rPr>
-          <w:rFonts w:eastAsia="Times New Roman"/>
-        </w:rPr>
-      </w:pPr>
-      <w:r>
-        <w:rPr>
-          <w:rFonts w:eastAsia="Times New Roman"/>
-        </w:rPr>
-        <w:t xml:space="preserve">O </w:t>
-      </w:r>
-      <w:r>
-        <w:rPr>
-          <w:rFonts w:eastAsia="Times New Roman"/>
-        </w:rPr>
-        <w:t xml:space="preserve">ectrópio </w:t>
-      </w:r>
-      <w:proofErr w:type="spellStart"/>
-      <w:r>
-        <w:rPr>
-          <w:rFonts w:eastAsia="Times New Roman"/>
-        </w:rPr>
-        <w:t>involucional</w:t>
-      </w:r>
-      <w:proofErr w:type="spellEnd"/>
-      <w:r>
-        <w:rPr>
-          <w:rFonts w:eastAsia="Times New Roman"/>
-        </w:rPr>
-        <w:t xml:space="preserve"> ou senil afeta as pálpebras inferiores, principalmente de pacientes idosos e é caracterizado por excesso de comprimento horizontal das pálpebras, associado à fraqueza da porção </w:t>
-      </w:r>
-      <w:proofErr w:type="spellStart"/>
-      <w:r>
-        <w:rPr>
-          <w:rFonts w:eastAsia="Times New Roman"/>
-        </w:rPr>
-        <w:t>pré</w:t>
-      </w:r>
-      <w:proofErr w:type="spellEnd"/>
-      <w:r>
-        <w:rPr>
-          <w:rFonts w:eastAsia="Times New Roman"/>
-        </w:rPr>
-        <w:t xml:space="preserve">-tarsal do músculo orbicular. Este quadro é </w:t>
-      </w:r>
-      <w:r>
-        <w:rPr>
-          <w:rFonts w:eastAsia="Times New Roman"/>
-        </w:rPr>
-        <w:t>frequentemente</w:t>
-      </w:r>
-      <w:r>
-        <w:rPr>
-          <w:rFonts w:eastAsia="Times New Roman"/>
-        </w:rPr>
-        <w:t xml:space="preserve"> acompanhado por flacidez dos tendões palpebrais medial e lateral (3).</w:t>
-      </w:r>
-    </w:p>
-    <w:p>
-      <w:pPr>
-        <w:ind w:firstLine="1134"/>
-        <w:rPr>
-          <w:rFonts w:eastAsia="Times New Roman"/>
-        </w:rPr>
-      </w:pPr>
-      <w:r>
-        <w:rPr>
-          <w:rFonts w:eastAsia="Times New Roman"/>
-        </w:rPr>
-        <w:t xml:space="preserve">O ectrópio extenso, que afeta toda a pálpebra inferior, requer  procedimentos   de   encurtamento   horizontal   da pálpebra,  tais  como  os  seguintes:  </w:t>
-      </w:r>
-      <w:r>
-        <w:rPr>
-          <w:rFonts w:eastAsia="Times New Roman"/>
-        </w:rPr>
-        <w:lastRenderedPageBreak/>
-        <w:t xml:space="preserve">procedimento  de  </w:t>
-      </w:r>
-      <w:proofErr w:type="spellStart"/>
-      <w:r>
-        <w:rPr>
-          <w:rFonts w:eastAsia="Times New Roman"/>
-        </w:rPr>
-        <w:t>Bick</w:t>
-      </w:r>
-      <w:proofErr w:type="spellEnd"/>
-      <w:r>
-        <w:rPr>
-          <w:rFonts w:eastAsia="Times New Roman"/>
-        </w:rPr>
-        <w:t xml:space="preserve">: envolve excisão de um fragmento </w:t>
-      </w:r>
-      <w:proofErr w:type="spellStart"/>
-      <w:r>
-        <w:rPr>
-          <w:rFonts w:eastAsia="Times New Roman"/>
-        </w:rPr>
-        <w:t>trapezóide</w:t>
-      </w:r>
-      <w:proofErr w:type="spellEnd"/>
-      <w:r>
-        <w:rPr>
-          <w:rFonts w:eastAsia="Times New Roman"/>
-        </w:rPr>
-        <w:t xml:space="preserve"> da pálpebra no canto lateral (JELKS; SMITH, 1990); procedimento de </w:t>
-      </w:r>
-      <w:proofErr w:type="spellStart"/>
-      <w:r>
-        <w:rPr>
-          <w:rFonts w:eastAsia="Times New Roman"/>
-        </w:rPr>
-        <w:t>Kuhnt-Szymanowski</w:t>
-      </w:r>
-      <w:proofErr w:type="spellEnd"/>
-      <w:r>
-        <w:rPr>
-          <w:rFonts w:eastAsia="Times New Roman"/>
-        </w:rPr>
-        <w:t xml:space="preserve"> modificado: consiste em excisão de um triângulo de pele no canto lateral e um pentágono mio </w:t>
-      </w:r>
-      <w:proofErr w:type="spellStart"/>
-      <w:r>
-        <w:rPr>
-          <w:rFonts w:eastAsia="Times New Roman"/>
-        </w:rPr>
-        <w:t>tarsoconjuntival</w:t>
-      </w:r>
-      <w:proofErr w:type="spellEnd"/>
-      <w:r>
-        <w:rPr>
-          <w:rFonts w:eastAsia="Times New Roman"/>
-        </w:rPr>
-        <w:t xml:space="preserve">  da  porção  lateral  da  pálpebra (ROGERS, 1979); procedimento  do  Retalho  Tarsal  Lateral:  inclui </w:t>
-      </w:r>
-      <w:proofErr w:type="spellStart"/>
-      <w:r>
-        <w:rPr>
-          <w:rFonts w:eastAsia="Times New Roman"/>
-        </w:rPr>
-        <w:t>cantotomia</w:t>
-      </w:r>
-      <w:proofErr w:type="spellEnd"/>
-      <w:r>
-        <w:rPr>
-          <w:rFonts w:eastAsia="Times New Roman"/>
-        </w:rPr>
-        <w:t xml:space="preserve"> lateral, com confecção de fita tarsal e ancoragem desta fita à margem orbitária lateral (ANDERSON; GORDY, 1979)(9)</w:t>
-      </w:r>
-    </w:p>
-    <w:p>
-      <w:pPr>
-        <w:pStyle w:val="Ttulo2"/>
-        <w:spacing w:line="480" w:lineRule="auto"/>
-        <w:jc w:val="left"/>
-        <w:rPr>
-          <w:highlight w:val="white"/>
-        </w:rPr>
-      </w:pPr>
-      <w:bookmarkStart w:id="2" w:name="_heading=h.26in1rg" w:colFirst="0" w:colLast="0"/>
-      <w:bookmarkEnd w:id="2"/>
-      <w:r>
-        <w:t xml:space="preserve">2.2 </w:t>
-      </w:r>
-      <w:r>
-        <w:rPr>
-          <w:highlight w:val="white"/>
-        </w:rPr>
-        <w:t>FIOS DE POLIDOXANONA</w:t>
-      </w:r>
-    </w:p>
-    <w:p>
-      <w:pPr>
-        <w:ind w:firstLine="1134"/>
-        <w:rPr>
-          <w:rFonts w:eastAsia="Times New Roman"/>
-          <w:color w:val="212529"/>
-          <w:highlight w:val="white"/>
-        </w:rPr>
-      </w:pPr>
-      <w:r>
-        <w:rPr>
-          <w:rFonts w:eastAsia="Times New Roman"/>
-          <w:color w:val="212529"/>
-          <w:highlight w:val="white"/>
-        </w:rPr>
-        <w:t xml:space="preserve">O fio de </w:t>
-      </w:r>
-      <w:proofErr w:type="spellStart"/>
-      <w:r>
-        <w:rPr>
-          <w:rFonts w:eastAsia="Times New Roman"/>
-          <w:highlight w:val="white"/>
-        </w:rPr>
-        <w:t>polidioxanona</w:t>
-      </w:r>
-      <w:proofErr w:type="spellEnd"/>
-      <w:r>
-        <w:rPr>
-          <w:rFonts w:eastAsia="Times New Roman"/>
-          <w:color w:val="212529"/>
-          <w:highlight w:val="white"/>
-        </w:rPr>
-        <w:t xml:space="preserve"> (PDO), um polímero sintético, biodegradável e com baixa reação inflamatória entre o </w:t>
-      </w:r>
-      <w:r>
-        <w:rPr>
-          <w:rFonts w:eastAsia="Times New Roman"/>
-          <w:highlight w:val="white"/>
-        </w:rPr>
-        <w:t>tecido</w:t>
-      </w:r>
-      <w:r>
-        <w:rPr>
-          <w:rFonts w:eastAsia="Times New Roman"/>
-          <w:color w:val="212529"/>
-          <w:highlight w:val="white"/>
-        </w:rPr>
-        <w:t xml:space="preserve"> e o fio. Fornece suporte e estimula os </w:t>
-      </w:r>
-      <w:r>
-        <w:rPr>
-          <w:rFonts w:eastAsia="Times New Roman"/>
-          <w:highlight w:val="white"/>
-        </w:rPr>
-        <w:t>tecidos</w:t>
-      </w:r>
-      <w:r>
-        <w:rPr>
-          <w:rFonts w:eastAsia="Times New Roman"/>
-          <w:color w:val="212529"/>
-          <w:highlight w:val="white"/>
-        </w:rPr>
-        <w:t xml:space="preserve"> das áreas ao redor do defeito estético através da </w:t>
-      </w:r>
-      <w:r>
-        <w:rPr>
-          <w:rFonts w:eastAsia="Times New Roman"/>
-          <w:highlight w:val="white"/>
-        </w:rPr>
-        <w:t>produção</w:t>
-      </w:r>
-      <w:r>
-        <w:rPr>
-          <w:rFonts w:eastAsia="Times New Roman"/>
-          <w:color w:val="212529"/>
-          <w:highlight w:val="white"/>
-        </w:rPr>
-        <w:t xml:space="preserve"> de </w:t>
-      </w:r>
-      <w:r>
-        <w:rPr>
-          <w:rFonts w:eastAsia="Times New Roman"/>
-          <w:highlight w:val="white"/>
-        </w:rPr>
-        <w:t>colágeno</w:t>
-      </w:r>
-      <w:r>
-        <w:rPr>
-          <w:rFonts w:eastAsia="Times New Roman"/>
-          <w:color w:val="212529"/>
-          <w:highlight w:val="white"/>
-        </w:rPr>
-        <w:t xml:space="preserve">, assim, neutralizando os efeitos do </w:t>
-      </w:r>
-      <w:r>
-        <w:rPr>
-          <w:rFonts w:eastAsia="Times New Roman"/>
-          <w:highlight w:val="white"/>
-        </w:rPr>
-        <w:t>envelhecimento (10)</w:t>
-      </w:r>
-      <w:r>
-        <w:rPr>
-          <w:rFonts w:eastAsia="Times New Roman"/>
-          <w:color w:val="212529"/>
-          <w:highlight w:val="white"/>
-        </w:rPr>
-        <w:t>.</w:t>
-      </w:r>
-    </w:p>
-    <w:p>
-      <w:pPr>
-        <w:ind w:firstLine="1134"/>
-        <w:rPr>
-          <w:rFonts w:eastAsia="Times New Roman"/>
-        </w:rPr>
-      </w:pPr>
-      <w:r>
-        <w:rPr>
-          <w:rFonts w:eastAsia="Times New Roman"/>
-        </w:rPr>
-        <w:t xml:space="preserve">A sigla PDO refere-se ao material que compõe esses fios, a </w:t>
-      </w:r>
-      <w:proofErr w:type="spellStart"/>
-      <w:r>
-        <w:rPr>
-          <w:rFonts w:eastAsia="Times New Roman"/>
-        </w:rPr>
-        <w:t>Polidioxanona</w:t>
-      </w:r>
-      <w:proofErr w:type="spellEnd"/>
-      <w:r>
-        <w:rPr>
-          <w:rFonts w:eastAsia="Times New Roman"/>
-        </w:rPr>
-        <w:t xml:space="preserve">. Esta, por sua vez, é derivada do poliéster e foi utilizada como fio de sutura por muito tempo em cirurgias cardíacas e oftalmológicas. Mas, ao longo dos anos, com o crescimento dos estudos sobre seu potencial </w:t>
-      </w:r>
-      <w:proofErr w:type="spellStart"/>
-      <w:r>
-        <w:rPr>
-          <w:rFonts w:eastAsia="Times New Roman"/>
-        </w:rPr>
-        <w:t>bioestimulador</w:t>
-      </w:r>
-      <w:proofErr w:type="spellEnd"/>
-      <w:r>
-        <w:rPr>
-          <w:rFonts w:eastAsia="Times New Roman"/>
-        </w:rPr>
-        <w:t>, grande resistência conferida ao seu poder de tração e por ser absorvível, os fios de PDO estão em constante evolução e passam cada dia mais a fazer parte da rotina de procedimentos minimamente invasivos, que visam o rejuvenescimento facial(10).</w:t>
-      </w:r>
-    </w:p>
-    <w:p>
-      <w:pPr>
-        <w:ind w:firstLine="1134"/>
-        <w:rPr>
-          <w:rFonts w:eastAsia="Times New Roman"/>
-        </w:rPr>
-      </w:pPr>
-      <w:r>
-        <w:rPr>
-          <w:rFonts w:eastAsia="Times New Roman"/>
-        </w:rPr>
-        <w:t xml:space="preserve">A </w:t>
-      </w:r>
-      <w:proofErr w:type="spellStart"/>
-      <w:r>
-        <w:rPr>
-          <w:rFonts w:eastAsia="Times New Roman"/>
-        </w:rPr>
-        <w:t>Polidioxanona</w:t>
-      </w:r>
-      <w:proofErr w:type="spellEnd"/>
-      <w:r>
-        <w:rPr>
-          <w:rFonts w:eastAsia="Times New Roman"/>
-        </w:rPr>
-        <w:t xml:space="preserve"> tem características não tóxicas, não alergênicas e não piogênicas, devido à sua absorção espontânea ser por hidrólise, o polímero forma dois monômeros de ácido 2-hidroxi-etoxi-acético (C4H8O4), que depois são decompostos em H2O e CO2 e absorvidos pela pele. Além disso, o material é capaz de promover uma reação inflamatória moderada seguida por neocolagênese, o que faz com que o Lifting Facial seja mais duradouro (10).</w:t>
-      </w:r>
-    </w:p>
-    <w:sdt>
-      <w:sdtPr>
-        <w:tag w:val="goog_rdk_0"/>
-        <w:id w:val="1781757146"/>
-      </w:sdtPr>
-      <w:sdtContent>
-        <w:p>
-          <w:pPr>
-            <w:ind w:firstLine="1134"/>
-            <w:rPr>
-              <w:rFonts w:eastAsia="Cardo"/>
-            </w:rPr>
-          </w:pPr>
-          <w:r>
-            <w:rPr>
-              <w:rFonts w:eastAsia="Cardo"/>
-            </w:rPr>
-            <w:t>A compreensão da composição química é imprescindível, pois explica como esse material se comporta nos tecidos vivos e porque escolhemos esse material e não outros.</w:t>
-          </w:r>
-        </w:p>
-        <w:p>
-          <w:pPr>
-            <w:ind w:left="1134" w:firstLine="0"/>
-            <w:rPr>
-              <w:rFonts w:eastAsia="Cardo"/>
-            </w:rPr>
-          </w:pPr>
-          <w:r>
-            <w:rPr>
-              <w:rFonts w:ascii="Cambria Math" w:eastAsia="Cardo" w:hAnsi="Cambria Math" w:cs="Cambria Math"/>
-            </w:rPr>
-            <w:t>⦁</w:t>
-          </w:r>
-          <w:r>
-            <w:rPr>
-              <w:rFonts w:eastAsia="Cardo"/>
-            </w:rPr>
-            <w:t xml:space="preserve"> A PDO, devido à sua estrutura química, perde pouco peso em comparação com o ácido poliglicólico (PGA) e ácido polilático (PLA), uma vez que contém maior relação de ligação éster.</w:t>
-          </w:r>
-        </w:p>
-        <w:p>
-          <w:pPr>
-            <w:ind w:left="1134" w:firstLine="0"/>
-            <w:rPr>
-              <w:rFonts w:eastAsia="Cardo"/>
-            </w:rPr>
-          </w:pPr>
-          <w:r>
-            <w:rPr>
-              <w:rFonts w:ascii="Cambria Math" w:eastAsia="Cardo" w:hAnsi="Cambria Math" w:cs="Cambria Math"/>
-            </w:rPr>
-            <w:lastRenderedPageBreak/>
-            <w:t>⦁</w:t>
-          </w:r>
-          <w:r>
-            <w:rPr>
-              <w:rFonts w:eastAsia="Cardo"/>
-            </w:rPr>
-            <w:t xml:space="preserve"> A presença de uma ligação éter e um grupo adicional – CH2 – em sua estrutura molecular oferece grande flexibilidade ao PDO em relação aos poli (α-hidroxiácidos) (PGA e PLA).</w:t>
-          </w:r>
-        </w:p>
-        <w:p>
-          <w:pPr>
-            <w:ind w:left="1134" w:firstLine="0"/>
-            <w:rPr>
-              <w:rFonts w:eastAsia="Times New Roman"/>
-            </w:rPr>
-          </w:pPr>
-          <w:r>
-            <w:rPr>
-              <w:rFonts w:ascii="Cambria Math" w:eastAsia="Cardo" w:hAnsi="Cambria Math" w:cs="Cambria Math"/>
-            </w:rPr>
-            <w:t>⦁</w:t>
-          </w:r>
-          <w:r>
-            <w:rPr>
-              <w:rFonts w:eastAsia="Cardo"/>
-            </w:rPr>
-            <w:t xml:space="preserve"> A mudança na cadeia principal de um carbonil com certa deslocalização em razão de um grupo metileno, proporciona maior flexibilidade ao polímero.</w:t>
-          </w:r>
-          <w:r>
-            <w:rPr>
-              <w:rFonts w:eastAsia="Cardo"/>
-            </w:rPr>
-            <w:br/>
-          </w:r>
-          <w:r>
-            <w:rPr>
-              <w:rFonts w:ascii="Cambria Math" w:eastAsia="Cardo" w:hAnsi="Cambria Math" w:cs="Cambria Math"/>
-            </w:rPr>
-            <w:t>⦁</w:t>
-          </w:r>
-          <w:r>
-            <w:rPr>
-              <w:rFonts w:eastAsia="Cardo"/>
-            </w:rPr>
-            <w:t xml:space="preserve"> Além disso, ele se degrada em uma taxa mais baixa por hidrólise, uma vez que possui uma concentração mais baixa de grupos éster, mantendo sua resistência mecânica por períodos de tempo maior (11).</w:t>
-          </w:r>
-        </w:p>
-      </w:sdtContent>
-    </w:sdt>
-    <w:p>
-      <w:pPr>
-        <w:ind w:firstLine="1134"/>
-        <w:rPr>
-          <w:rFonts w:eastAsia="Times New Roman"/>
-        </w:rPr>
-      </w:pPr>
-      <w:r>
-        <w:rPr>
-          <w:rFonts w:eastAsia="Times New Roman"/>
-        </w:rPr>
-        <w:t xml:space="preserve">A neocolagênese inicia-se no momento de inserção da agulha ou cânula no corpo. A partir desse </w:t>
-      </w:r>
-      <w:proofErr w:type="spellStart"/>
-      <w:r>
-        <w:rPr>
-          <w:rFonts w:eastAsia="Times New Roman"/>
-        </w:rPr>
-        <w:t>microtrauma</w:t>
-      </w:r>
-      <w:proofErr w:type="spellEnd"/>
-      <w:r>
-        <w:rPr>
-          <w:rFonts w:eastAsia="Times New Roman"/>
-        </w:rPr>
-        <w:t>, ocorre ativação e agregação plaquetária na tentativa de oclusão do tecido lesionado. Então, inicia-se uma fase inflamatória em resposta ao trauma e ao corpo estranho (fio de PDO), devido à vasodilatação e à quimiotaxia de células de defesa, os neutrófilos são enviados para verificar a presença de infecção local e “substituídos” por macrófagos, quando não identificam um potencial infeccioso (10).</w:t>
-      </w:r>
-    </w:p>
-    <w:p>
-      <w:pPr>
-        <w:ind w:firstLine="1134"/>
-        <w:rPr>
-          <w:rFonts w:eastAsia="Times New Roman"/>
-        </w:rPr>
-      </w:pPr>
-      <w:r>
-        <w:rPr>
-          <w:rFonts w:eastAsia="Times New Roman"/>
-        </w:rPr>
-        <w:t>A resposta inflamatória cicatricial do corpo depende do balanço entre a quantidade de macrófagos do tipo M1 (pró-inflamatório) e do tipo M2 (anti-inflamatórios). Os fios estimulam receptores específicos de macrófagos M2, ou seja, geram uma resposta inflamatória branda(10).</w:t>
-      </w:r>
-    </w:p>
-    <w:p>
-      <w:pPr>
-        <w:ind w:firstLine="1134"/>
-        <w:rPr>
-          <w:rFonts w:eastAsia="Times New Roman"/>
-        </w:rPr>
-      </w:pPr>
-      <w:r>
-        <w:rPr>
-          <w:rFonts w:eastAsia="Times New Roman"/>
-        </w:rPr>
-        <w:t>Nesse mesmo instante, há a formação do tecido de granulação com a perfusão de novos capilares no local e quimiotaxia de fibroblastos. Assim, há diminuição da celularidade dos macrófagos e início da secreção de colágeno tipo 3, também chamado de colágeno reticular, ao redor dos fios. Esse colágeno é delgado e desordenado e passa a ser gradualmente substituído pelo colágeno do tipo 1 ou colágeno fibroso, que, por sua vez, é um tecido organizado, denso e mais duradouro (10).</w:t>
-      </w:r>
-    </w:p>
-    <w:p>
-      <w:pPr>
-        <w:ind w:firstLine="1134"/>
-        <w:rPr>
-          <w:rFonts w:eastAsia="Roboto"/>
-          <w:color w:val="888888"/>
-          <w:sz w:val="21"/>
-          <w:szCs w:val="21"/>
-          <w:highlight w:val="white"/>
-        </w:rPr>
-      </w:pPr>
-      <w:r>
-        <w:rPr>
-          <w:rFonts w:eastAsia="Times New Roman"/>
-        </w:rPr>
-        <w:t xml:space="preserve">À medida que o fio vai sendo hidrolisado e substituído por dióxido de carbono e água, o estímulo aos fibroblastos vai cessando gradativamente, fazendo com que as fibras de colágeno tipo 3 se tornem cada vez mais escassas e o colágeno tipo 1 predominante por até 18 meses. Após esse período, o corpo reabsorve quase </w:t>
-      </w:r>
-      <w:r>
-        <w:rPr>
-          <w:rFonts w:eastAsia="Times New Roman"/>
-        </w:rPr>
-        <w:lastRenderedPageBreak/>
-        <w:t xml:space="preserve">todas as fibras restantes e o fio já não pode ser encontrado nos tecidos, pois foi completamente absorvido (11). </w:t>
-      </w:r>
-    </w:p>
-    <w:p>
-      <w:pPr>
-        <w:ind w:firstLine="1134"/>
-        <w:rPr>
-          <w:rFonts w:eastAsia="Times New Roman"/>
-        </w:rPr>
-      </w:pPr>
-      <w:r>
-        <w:rPr>
-          <w:rFonts w:eastAsia="Times New Roman"/>
-        </w:rPr>
-        <w:t xml:space="preserve">O sistema músculo </w:t>
-      </w:r>
-      <w:proofErr w:type="spellStart"/>
-      <w:r>
-        <w:rPr>
-          <w:rFonts w:eastAsia="Times New Roman"/>
-        </w:rPr>
-        <w:t>aponeurótico</w:t>
-      </w:r>
-      <w:proofErr w:type="spellEnd"/>
-      <w:r>
-        <w:rPr>
-          <w:rFonts w:eastAsia="Times New Roman"/>
-        </w:rPr>
-        <w:t xml:space="preserve"> superficial (SMAS) é o plano correto para inserção do fio, por ser uma estrutura de suporte que conecta os músculos da expressão facial à pele, sendo utilizado também no lifting facial cirúrgico(1). É necessário ter bastante atenção no momento da inserção, pois o fio com garras, por exemplo, inserido no tecido gorduroso não vai trazer a sustentação necessária para fazer o movimento de tração na pele.  A profundidade de inserção vai depender da idade do paciente e a espessura do fio será escolhida de acordo com a espessura da pele. O uso dos fios de PDO é indicado para pacientes com idade entre 25 e 35 anos com finalidade de prevenir o envelhecimento facial e entre 35 e 75 anos para tratamento do envelhecimento (4). </w:t>
-      </w:r>
-    </w:p>
-    <w:p>
-      <w:pPr>
-        <w:pStyle w:val="Ttulo1"/>
-        <w:rPr>
-          <w:rFonts w:cs="Arial"/>
-        </w:rPr>
-      </w:pPr>
-    </w:p>
-    <w:p>
-      <w:pPr>
-        <w:pStyle w:val="Ttulo1"/>
-        <w:jc w:val="center"/>
-        <w:rPr>
-          <w:rFonts w:eastAsia="Times New Roman" w:cs="Arial"/>
-        </w:rPr>
-      </w:pPr>
-      <w:bookmarkStart w:id="3" w:name="_heading=h.1ksv4uv" w:colFirst="0" w:colLast="0"/>
-      <w:bookmarkEnd w:id="3"/>
-      <w:r>
-        <w:rPr>
-          <w:rFonts w:eastAsia="Times New Roman" w:cs="Arial"/>
-          <w:noProof/>
-        </w:rPr>
-        <w:drawing>
-          <wp:inline distT="114300" distB="114300" distL="114300" distR="114300" wp14:anchorId="0F9BF587" wp14:editId="6D26FE34">
-            <wp:extent cx="4506278" cy="2854806"/>
-            <wp:effectExtent l="0" t="0" r="0" b="0"/>
-            <wp:docPr id="2" name="image2.png"/>
-            <wp:cNvGraphicFramePr/>
-            <a:graphic xmlns:a="http://schemas.openxmlformats.org/drawingml/2006/main">
-              <a:graphicData uri="http://schemas.openxmlformats.org/drawingml/2006/picture">
-                <pic:pic xmlns:pic="http://schemas.openxmlformats.org/drawingml/2006/picture">
-                  <pic:nvPicPr>
-                    <pic:cNvPr id="0" name="image2.png"/>
-                    <pic:cNvPicPr preferRelativeResize="0"/>
-                  </pic:nvPicPr>
-                  <pic:blipFill>
-                    <a:blip r:embed="rId19"/>
-                    <a:srcRect/>
-                    <a:stretch>
-                      <a:fillRect/>
-                    </a:stretch>
-                  </pic:blipFill>
-                  <pic:spPr>
-                    <a:xfrm>
-                      <a:off x="0" y="0"/>
-                      <a:ext cx="4506278" cy="2854806"/>
-                    </a:xfrm>
-                    <a:prstGeom prst="rect">
-                      <a:avLst/>
-                    </a:prstGeom>
-                    <a:ln/>
-                  </pic:spPr>
-                </pic:pic>
-              </a:graphicData>
-            </a:graphic>
-          </wp:inline>
-        </w:drawing>
-      </w:r>
-    </w:p>
-    <w:p>
-      <w:pPr>
-        <w:ind w:firstLine="708"/>
-        <w:jc w:val="center"/>
-        <w:rPr>
-          <w:sz w:val="20"/>
-          <w:szCs w:val="20"/>
-        </w:rPr>
-      </w:pPr>
-      <w:r>
-        <w:rPr>
-          <w:sz w:val="20"/>
-          <w:szCs w:val="20"/>
-        </w:rPr>
-        <w:t>Figura 2 - Fio de PDO do Tipo Mono (1)</w:t>
-      </w:r>
-    </w:p>
-    <w:p>
-      <w:pPr>
-        <w:spacing w:line="276" w:lineRule="auto"/>
-        <w:ind w:firstLine="0"/>
-        <w:jc w:val="left"/>
-        <w:rPr>
-          <w:b/>
-          <w:smallCaps/>
-          <w:sz w:val="28"/>
-          <w:szCs w:val="28"/>
-        </w:rPr>
-      </w:pPr>
-      <w:r>
-        <w:br w:type="page"/>
-      </w:r>
-    </w:p>
-    <w:p>
-      <w:pPr>
-        <w:pStyle w:val="Ttulo1"/>
-        <w:spacing w:line="480" w:lineRule="auto"/>
-        <w:jc w:val="left"/>
-        <w:rPr>
-          <w:rFonts w:eastAsia="Times New Roman" w:cs="Arial"/>
-          <w:highlight w:val="white"/>
-        </w:rPr>
-      </w:pPr>
-      <w:bookmarkStart w:id="4" w:name="_heading=h.1y810tw" w:colFirst="0" w:colLast="0"/>
-      <w:bookmarkEnd w:id="4"/>
-      <w:r>
-        <w:rPr>
-          <w:rFonts w:eastAsia="Times New Roman" w:cs="Arial"/>
-        </w:rPr>
-        <w:lastRenderedPageBreak/>
-        <w:t xml:space="preserve">3. </w:t>
-      </w:r>
-      <w:r>
-        <w:rPr>
-          <w:rFonts w:eastAsia="Times New Roman" w:cs="Arial"/>
-          <w:highlight w:val="white"/>
-        </w:rPr>
-        <w:t>ANÁLISE DOS RESULTADOS</w:t>
-      </w:r>
-    </w:p>
-    <w:p>
-      <w:pPr>
-        <w:ind w:firstLine="1134"/>
-        <w:rPr>
-          <w:rFonts w:eastAsia="Times New Roman"/>
-        </w:rPr>
-      </w:pPr>
-      <w:r>
-        <w:rPr>
-          <w:rFonts w:eastAsia="Times New Roman"/>
-        </w:rPr>
-        <w:t>A utilização de fios de PDO no auxílio do tratamento do ectrópio senil mostrou resultado satisfatório no período de 8 meses de acompanhamento. Durante este período não houve recidiva da inflamação conjuntival, que pode ser devido a melhora significativa do aspecto e elasticidade da pele da pálpebra inferior da paciente.</w:t>
-      </w:r>
-    </w:p>
-    <w:p>
-      <w:pPr>
-        <w:ind w:firstLine="1134"/>
-        <w:rPr>
-          <w:rFonts w:eastAsia="Times New Roman"/>
-        </w:rPr>
-      </w:pPr>
-      <w:r>
-        <w:rPr>
-          <w:rFonts w:eastAsia="Times New Roman"/>
-        </w:rPr>
-        <w:t xml:space="preserve"> Ainda muito deve ser estudado e a técnica deve ser reproduzida para poder-se ter resultados passíveis de comparação e poder-se afirmar a eficácia da técnica de tratamento </w:t>
-      </w:r>
-    </w:p>
-    <w:p>
-      <w:pPr>
-        <w:pStyle w:val="Ttulo1"/>
-        <w:rPr>
-          <w:rFonts w:eastAsia="Times New Roman" w:cs="Arial"/>
-        </w:rPr>
-      </w:pPr>
-      <w:bookmarkStart w:id="5" w:name="_heading=h.qsh70q" w:colFirst="0" w:colLast="0"/>
-      <w:bookmarkEnd w:id="5"/>
-      <w:r>
-        <w:rPr>
-          <w:rFonts w:eastAsia="Times New Roman" w:cs="Arial"/>
-        </w:rPr>
-        <w:br w:type="page"/>
-      </w:r>
-    </w:p>
-    <w:p>
-      <w:pPr>
-        <w:pStyle w:val="Ttulo1"/>
-        <w:spacing w:line="480" w:lineRule="auto"/>
-        <w:jc w:val="left"/>
-        <w:rPr>
-          <w:rFonts w:eastAsia="Times New Roman" w:cs="Arial"/>
-          <w:highlight w:val="white"/>
-        </w:rPr>
-      </w:pPr>
-      <w:r>
-        <w:rPr>
-          <w:rFonts w:eastAsia="Times New Roman" w:cs="Arial"/>
-        </w:rPr>
-        <w:lastRenderedPageBreak/>
-        <w:t xml:space="preserve">4. </w:t>
-      </w:r>
-      <w:r>
-        <w:rPr>
-          <w:rFonts w:eastAsia="Times New Roman" w:cs="Arial"/>
-          <w:highlight w:val="white"/>
-        </w:rPr>
-        <w:t>CONSIDERAÇÕES FINAIS</w:t>
-      </w:r>
-    </w:p>
-    <w:p>
-      <w:pPr>
-        <w:pStyle w:val="Ttulo2"/>
-        <w:spacing w:line="480" w:lineRule="auto"/>
-        <w:rPr>
-          <w:sz w:val="24"/>
-          <w:szCs w:val="24"/>
-          <w:highlight w:val="white"/>
-        </w:rPr>
-      </w:pPr>
-      <w:bookmarkStart w:id="6" w:name="_heading=h.3as4poj" w:colFirst="0" w:colLast="0"/>
-      <w:bookmarkEnd w:id="6"/>
-      <w:r>
-        <w:rPr>
-          <w:sz w:val="24"/>
-          <w:szCs w:val="24"/>
-        </w:rPr>
-        <w:t xml:space="preserve">4.1 </w:t>
-      </w:r>
-      <w:r>
-        <w:rPr>
-          <w:sz w:val="24"/>
-          <w:szCs w:val="24"/>
-          <w:highlight w:val="white"/>
-        </w:rPr>
-        <w:t>CONCLUSÃO</w:t>
-      </w:r>
-    </w:p>
-    <w:p>
-      <w:pPr>
-        <w:ind w:firstLine="1134"/>
-        <w:rPr>
-          <w:rFonts w:eastAsia="Times New Roman"/>
-        </w:rPr>
-      </w:pPr>
-      <w:r>
-        <w:rPr>
-          <w:rFonts w:eastAsia="Times New Roman"/>
-        </w:rPr>
-        <w:t xml:space="preserve">Pode-se concluir que a neocolagênese promovida pela degradação da </w:t>
-      </w:r>
-      <w:proofErr w:type="spellStart"/>
-      <w:r>
-        <w:rPr>
-          <w:rFonts w:eastAsia="Times New Roman"/>
-        </w:rPr>
-        <w:t>polidioxanona</w:t>
-      </w:r>
-      <w:proofErr w:type="spellEnd"/>
-      <w:r>
-        <w:rPr>
-          <w:rFonts w:eastAsia="Times New Roman"/>
-        </w:rPr>
-        <w:t xml:space="preserve"> contribui para a melhora do ectrópio senil.</w:t>
-      </w:r>
-    </w:p>
-    <w:p>
-      <w:pPr>
-        <w:pStyle w:val="Ttulo2"/>
-        <w:rPr>
-          <w:sz w:val="24"/>
-          <w:szCs w:val="24"/>
-          <w:highlight w:val="white"/>
-        </w:rPr>
-      </w:pPr>
-      <w:bookmarkStart w:id="7" w:name="_heading=h.1pxezwc" w:colFirst="0" w:colLast="0"/>
-      <w:bookmarkEnd w:id="7"/>
-      <w:r>
-        <w:rPr>
-          <w:sz w:val="24"/>
-          <w:szCs w:val="24"/>
-        </w:rPr>
-        <w:t xml:space="preserve">4.2 </w:t>
-      </w:r>
-      <w:r>
-        <w:rPr>
-          <w:sz w:val="24"/>
-          <w:szCs w:val="24"/>
-          <w:highlight w:val="white"/>
-        </w:rPr>
-        <w:t>LIMITAÇÕES DO ESTUDO</w:t>
-      </w:r>
-    </w:p>
-    <w:p>
-      <w:pPr>
-        <w:pBdr>
-          <w:top w:val="nil"/>
-          <w:left w:val="nil"/>
-          <w:bottom w:val="nil"/>
-          <w:right w:val="nil"/>
-          <w:between w:val="nil"/>
-        </w:pBdr>
-        <w:ind w:firstLine="1134"/>
-        <w:rPr>
-          <w:rFonts w:eastAsia="Times New Roman"/>
-          <w:color w:val="000000"/>
-        </w:rPr>
-      </w:pPr>
-      <w:r>
-        <w:rPr>
-          <w:rFonts w:eastAsia="Times New Roman"/>
-        </w:rPr>
-        <w:t>Por tratar-se de um relato de caso e não haver descrição da técnica na literatura médica o estudo limita-se da data do primeiro atendimento até a edição deste trabalho. A paciente será acompanhada periodicamente e optado por manter a colocação de cinco fios de PDO a cada 90 dias.</w:t>
-      </w:r>
-    </w:p>
-    <w:p>
-      <w:pPr>
-        <w:spacing w:line="480" w:lineRule="auto"/>
-        <w:ind w:firstLine="0"/>
-        <w:jc w:val="center"/>
-        <w:rPr>
-          <w:b/>
-          <w:bCs/>
-          <w:smallCaps/>
-          <w:sz w:val="32"/>
-          <w:szCs w:val="32"/>
-          <w:highlight w:val="white"/>
-        </w:rPr>
-      </w:pPr>
-      <w:r>
-        <w:br w:type="page"/>
-      </w:r>
-      <w:bookmarkStart w:id="8" w:name="_heading=h.147n2zr" w:colFirst="0" w:colLast="0"/>
-      <w:bookmarkEnd w:id="8"/>
+          <w:lang w:eastAsia="ar-SA"/>
+        </w:rPr>
+      </w:pPr>
+      <w:bookmarkStart w:id="1" w:name="_heading=h.147n2zr" w:colFirst="0" w:colLast="0"/>
+      <w:bookmarkEnd w:id="1"/>
       <w:r>
         <w:rPr>
           <w:rFonts w:eastAsia="Times New Roman"/>
@@ -6021,227 +5111,13 @@
         <w:ind w:firstLine="0"/>
         <w:rPr>
           <w:rFonts w:eastAsia="Times New Roman"/>
-        </w:rPr>
-      </w:pPr>
-      <w:r>
-        <w:rPr>
-          <w:rFonts w:eastAsia="Times New Roman"/>
-        </w:rPr>
-        <w:t xml:space="preserve">Albuquerque LV, et al. Lifting facial não cirúrgico com fios de </w:t>
-      </w:r>
-      <w:proofErr w:type="spellStart"/>
-      <w:r>
-        <w:rPr>
-          <w:rFonts w:eastAsia="Times New Roman"/>
-        </w:rPr>
-        <w:t>polidioxanona</w:t>
-      </w:r>
-      <w:proofErr w:type="spellEnd"/>
-      <w:r>
-        <w:rPr>
-          <w:rFonts w:eastAsia="Times New Roman"/>
-        </w:rPr>
-        <w:t>: revisão de literatura Odontologia Clínico-Científica v.20(2021)</w:t>
-      </w:r>
-    </w:p>
-    <w:p>
-      <w:pPr>
-        <w:ind w:firstLine="0"/>
-        <w:rPr>
-          <w:rFonts w:eastAsia="Times New Roman"/>
-        </w:rPr>
-      </w:pPr>
-      <w:r>
-        <w:rPr>
-          <w:rFonts w:eastAsia="Times New Roman"/>
-        </w:rPr>
-        <w:t xml:space="preserve">Cruz AAV; </w:t>
-      </w:r>
-      <w:proofErr w:type="spellStart"/>
-      <w:r>
-        <w:rPr>
-          <w:rFonts w:eastAsia="Times New Roman"/>
-        </w:rPr>
-        <w:t>Chahud</w:t>
-      </w:r>
-      <w:proofErr w:type="spellEnd"/>
-      <w:r>
-        <w:rPr>
-          <w:rFonts w:eastAsia="Times New Roman"/>
-        </w:rPr>
-        <w:t xml:space="preserve"> F &amp; Guimarães FC. Patologia dos anexos oculares. Medicina, Ribeirão Preto, 30: 36-51, jan./mar. 1997.</w:t>
-      </w:r>
-    </w:p>
-    <w:p>
-      <w:pPr>
-        <w:ind w:firstLine="0"/>
-        <w:rPr>
-          <w:rFonts w:eastAsia="Times New Roman"/>
-          <w:color w:val="403D39"/>
-        </w:rPr>
-      </w:pPr>
-      <w:r>
-        <w:rPr>
-          <w:rFonts w:eastAsia="Times New Roman"/>
-          <w:color w:val="403D39"/>
-        </w:rPr>
-        <w:t xml:space="preserve">Flávio Antônio Romani </w:t>
-      </w:r>
-      <w:r>
-        <w:rPr>
-          <w:rFonts w:eastAsia="Times New Roman"/>
-          <w:color w:val="00314C"/>
-        </w:rPr>
-        <w:t>Prevalência de transtornos oculares na população de idosos residentes na cidade de Veranópolis, RS, Brasil. Arquivos Brasileiros de Oftalmologia,</w:t>
-      </w:r>
-      <w:r>
-        <w:rPr>
-          <w:rFonts w:eastAsia="Times New Roman"/>
-          <w:color w:val="403D39"/>
-        </w:rPr>
-        <w:t xml:space="preserve">28 </w:t>
-      </w:r>
-      <w:proofErr w:type="spellStart"/>
-      <w:r>
-        <w:rPr>
-          <w:rFonts w:eastAsia="Times New Roman"/>
-          <w:color w:val="403D39"/>
-        </w:rPr>
-        <w:t>Nov</w:t>
-      </w:r>
-      <w:proofErr w:type="spellEnd"/>
-      <w:r>
-        <w:rPr>
-          <w:rFonts w:eastAsia="Times New Roman"/>
-          <w:color w:val="403D39"/>
-        </w:rPr>
-        <w:t xml:space="preserve"> 2005</w:t>
-      </w:r>
-    </w:p>
-    <w:p>
-      <w:pPr>
-        <w:ind w:firstLine="0"/>
-        <w:rPr>
-          <w:rFonts w:eastAsia="Times New Roman"/>
-        </w:rPr>
-      </w:pPr>
-      <w:proofErr w:type="spellStart"/>
-      <w:r>
-        <w:rPr>
-          <w:rFonts w:eastAsia="Times New Roman"/>
-        </w:rPr>
-        <w:t>Lopandina</w:t>
-      </w:r>
-      <w:proofErr w:type="spellEnd"/>
-      <w:r>
-        <w:rPr>
-          <w:rFonts w:eastAsia="Times New Roman"/>
-        </w:rPr>
-        <w:t xml:space="preserve"> I. Fios PDO: nova abordagem ao rejuvenescimento da pele. 2. Ed. São Paulo: </w:t>
-      </w:r>
-      <w:proofErr w:type="spellStart"/>
-      <w:r>
-        <w:rPr>
-          <w:rFonts w:eastAsia="Times New Roman"/>
-        </w:rPr>
-        <w:t>MultiEditora</w:t>
-      </w:r>
-      <w:proofErr w:type="spellEnd"/>
-      <w:r>
-        <w:rPr>
-          <w:rFonts w:eastAsia="Times New Roman"/>
-        </w:rPr>
-        <w:t>; 2018. Livro 50p.</w:t>
-      </w:r>
-    </w:p>
-    <w:p>
-      <w:pPr>
-        <w:ind w:firstLine="0"/>
-        <w:rPr>
-          <w:rFonts w:eastAsia="Times New Roman"/>
-        </w:rPr>
-      </w:pPr>
-      <w:proofErr w:type="spellStart"/>
-      <w:r>
-        <w:rPr>
-          <w:rFonts w:eastAsia="Times New Roman"/>
-        </w:rPr>
-        <w:t>Papazian</w:t>
-      </w:r>
-      <w:proofErr w:type="spellEnd"/>
-      <w:r>
-        <w:rPr>
-          <w:rFonts w:eastAsia="Times New Roman"/>
-        </w:rPr>
-        <w:t xml:space="preserve"> MF, Silva LM, Crepaldi AA, Crepaldi MLS, Aguiar AP. Principais aspectos dos preenchedores faciais. Rev. </w:t>
-      </w:r>
-      <w:proofErr w:type="spellStart"/>
-      <w:r>
-        <w:rPr>
-          <w:rFonts w:eastAsia="Times New Roman"/>
-        </w:rPr>
-        <w:t>Faipe</w:t>
-      </w:r>
-      <w:proofErr w:type="spellEnd"/>
-      <w:r>
-        <w:rPr>
-          <w:rFonts w:eastAsia="Times New Roman"/>
-        </w:rPr>
-        <w:t>. 2018;1(8):101-16</w:t>
-      </w:r>
-    </w:p>
-    <w:p>
-      <w:pPr>
-        <w:ind w:firstLine="0"/>
-        <w:rPr>
-          <w:rFonts w:eastAsia="Times New Roman"/>
-        </w:rPr>
-      </w:pPr>
-      <w:r>
-        <w:rPr>
-          <w:rFonts w:eastAsia="Times New Roman"/>
-        </w:rPr>
-        <w:t>Portela DPB, Dutra R. Inovações terapêuticas para rejuvenescimento facial: uma abordagem biomédica. Rev. Eletrônica Biociências, Biotecnologia e Saúde. Curitiba. 2018;23(12):27-38.</w:t>
-      </w:r>
-    </w:p>
-    <w:p>
-      <w:pPr>
-        <w:ind w:firstLine="0"/>
-        <w:rPr>
-          <w:rFonts w:eastAsia="Times New Roman"/>
           <w:color w:val="403D39"/>
           <w:highlight w:val="white"/>
         </w:rPr>
       </w:pPr>
-      <w:r>
-        <w:rPr>
-          <w:rFonts w:eastAsia="Times New Roman"/>
-          <w:color w:val="403D39"/>
-          <w:highlight w:val="white"/>
-        </w:rPr>
-        <w:t xml:space="preserve">Silva LB, Silva LM. </w:t>
-      </w:r>
-      <w:proofErr w:type="spellStart"/>
-      <w:r>
-        <w:rPr>
-          <w:rFonts w:eastAsia="Times New Roman"/>
-          <w:color w:val="403D39"/>
-          <w:highlight w:val="white"/>
-        </w:rPr>
-        <w:t>Dermossustentação</w:t>
-      </w:r>
-      <w:proofErr w:type="spellEnd"/>
-      <w:r>
-        <w:rPr>
-          <w:rFonts w:eastAsia="Times New Roman"/>
-          <w:color w:val="403D39"/>
-          <w:highlight w:val="white"/>
-        </w:rPr>
-        <w:t xml:space="preserve"> no tratamento do envelhecimento cutâneo. Anais do V Congresso de ensino, pesquisa e extensão da Universidade Estadual de Goiás. 2019.</w:t>
-      </w:r>
     </w:p>
     <w:sectPr>
-      <w:headerReference w:type="default" r:id="rId20"/>
+      <w:headerReference w:type="default" r:id="rId18"/>
       <w:pgSz w:w="11906" w:h="16838"/>
       <w:pgMar w:top="1701" w:right="1134" w:bottom="1134" w:left="1701" w:header="709" w:footer="709" w:gutter="0"/>
       <w:pgNumType w:start="14"/>
@@ -7703,6 +6579,7 @@
   <w:style w:type="character" w:default="1" w:styleId="Fontepargpadro">
     <w:name w:val="Default Paragraph Font"/>
     <w:uiPriority w:val="1"/>
+    <w:semiHidden/>
     <w:unhideWhenUsed/>
   </w:style>
   <w:style w:type="table" w:default="1" w:styleId="Tabelanormal">
@@ -8651,18 +7528,6 @@
 </file>
 
 <file path=customXml/item1.xml><?xml version="1.0" encoding="utf-8"?>
-<p:properties xmlns:p="http://schemas.microsoft.com/office/2006/metadata/properties" xmlns:xsi="http://www.w3.org/2001/XMLSchema-instance" xmlns:pc="http://schemas.microsoft.com/office/infopath/2007/PartnerControls">
-  <documentManagement>
-    <ReferenceId xmlns="78a5c2f9-42cf-4965-9099-ded0d9874952" xsi:nil="true"/>
-    <TaxCatchAll xmlns="5fce38b9-27d8-4ce7-a41c-9717fb8e71f4" xsi:nil="true"/>
-    <lcf76f155ced4ddcb4097134ff3c332f xmlns="78a5c2f9-42cf-4965-9099-ded0d9874952">
-      <Terms xmlns="http://schemas.microsoft.com/office/infopath/2007/PartnerControls"/>
-    </lcf76f155ced4ddcb4097134ff3c332f>
-  </documentManagement>
-</p:properties>
-</file>
-
-<file path=customXml/item2.xml><?xml version="1.0" encoding="utf-8"?>
 <ct:contentTypeSchema xmlns:ct="http://schemas.microsoft.com/office/2006/metadata/contentType" xmlns:ma="http://schemas.microsoft.com/office/2006/metadata/properties/metaAttributes" ct:_="" ma:_="" ma:contentTypeName="Documento" ma:contentTypeID="0x010100FA33EACE7263774890EB9B6F6961C529" ma:contentTypeVersion="12" ma:contentTypeDescription="Crie um novo documento." ma:contentTypeScope="" ma:versionID="da12dcde8ae95f2e625e50cc575cd478">
   <xsd:schema xmlns:xsd="http://www.w3.org/2001/XMLSchema" xmlns:xs="http://www.w3.org/2001/XMLSchema" xmlns:p="http://schemas.microsoft.com/office/2006/metadata/properties" xmlns:ns2="78a5c2f9-42cf-4965-9099-ded0d9874952" xmlns:ns3="5fce38b9-27d8-4ce7-a41c-9717fb8e71f4" targetNamespace="http://schemas.microsoft.com/office/2006/metadata/properties" ma:root="true" ma:fieldsID="f1223949c4cb7751d66526560ebacaaf" ns2:_="" ns3:_="">
     <xsd:import namespace="78a5c2f9-42cf-4965-9099-ded0d9874952"/>
@@ -8863,10 +7728,20 @@
 </ct:contentTypeSchema>
 </file>
 
+<file path=customXml/item2.xml><?xml version="1.0" encoding="utf-8"?>
+<p:properties xmlns:p="http://schemas.microsoft.com/office/2006/metadata/properties" xmlns:xsi="http://www.w3.org/2001/XMLSchema-instance" xmlns:pc="http://schemas.microsoft.com/office/infopath/2007/PartnerControls">
+  <documentManagement>
+    <ReferenceId xmlns="78a5c2f9-42cf-4965-9099-ded0d9874952" xsi:nil="true"/>
+    <TaxCatchAll xmlns="5fce38b9-27d8-4ce7-a41c-9717fb8e71f4" xsi:nil="true"/>
+    <lcf76f155ced4ddcb4097134ff3c332f xmlns="78a5c2f9-42cf-4965-9099-ded0d9874952">
+      <Terms xmlns="http://schemas.microsoft.com/office/infopath/2007/PartnerControls"/>
+    </lcf76f155ced4ddcb4097134ff3c332f>
+  </documentManagement>
+</p:properties>
+</file>
+
 <file path=customXml/item3.xml><?xml version="1.0" encoding="utf-8"?>
-<go:gDocsCustomXmlDataStorage xmlns:go="http://customooxmlschemas.google.com/" xmlns:r="http://schemas.openxmlformats.org/officeDocument/2006/relationships" uri="GoogleDocsCustomDataVersion2">
-  <go:docsCustomData xmlns:go="http://customooxmlschemas.google.com/" roundtripDataSignature="AMtx7mi1kBzZe+BnV9HqFzaMT2yQgG2vUg==">CgMxLjAaIwoBMBIeChwIB0IYCg9UaW1lcyBOZXcgUm9tYW4SBUNhcmRvMgloLjFmb2I5dGUyCWguM3pueXNoNzIJaC4yZXQ5MnAwMghoLnR5amN3dDIJaC4zZHk2dmttMgloLjF0M2g1c2YyCWguNGQzNG9nODIOaC5vZXF0dDdmZDV6YzkyDmguNXFrNzhtbXBtZzNqMgloLjE3ZHA4dnUyCWguMjZpbjFyZzIJaC4xa3N2NHV2MgloLjF5ODEwdHcyCGgucXNoNzBxMgloLjNhczRwb2oyCWguMXB4ZXp3YzIJaC4xNDduMnpyOAByITFaSTFwcm9tUGhOS191QU54azlVMUxPQVRBWjE5ZHZzdg==</go:docsCustomData>
-</go:gDocsCustomXmlDataStorage>
+<b:Sources xmlns:b="http://schemas.openxmlformats.org/officeDocument/2006/bibliography" xmlns="http://schemas.openxmlformats.org/officeDocument/2006/bibliography" SelectedStyle="\APASixthEditionOfficeOnline.xsl" StyleName="APA" Version="6"/>
 </file>
 
 <file path=customXml/item4.xml><?xml version="1.0" encoding="utf-8"?>
@@ -8879,21 +7754,12 @@
 </file>
 
 <file path=customXml/item5.xml><?xml version="1.0" encoding="utf-8"?>
-<b:Sources xmlns:b="http://schemas.openxmlformats.org/officeDocument/2006/bibliography" xmlns="http://schemas.openxmlformats.org/officeDocument/2006/bibliography" SelectedStyle="\APASixthEditionOfficeOnline.xsl" StyleName="APA" Version="6"/>
+<go:gDocsCustomXmlDataStorage xmlns:go="http://customooxmlschemas.google.com/" xmlns:r="http://schemas.openxmlformats.org/officeDocument/2006/relationships" uri="GoogleDocsCustomDataVersion2">
+  <go:docsCustomData xmlns:go="http://customooxmlschemas.google.com/" roundtripDataSignature="AMtx7mi1kBzZe+BnV9HqFzaMT2yQgG2vUg==">CgMxLjAaIwoBMBIeChwIB0IYCg9UaW1lcyBOZXcgUm9tYW4SBUNhcmRvMgloLjFmb2I5dGUyCWguM3pueXNoNzIJaC4yZXQ5MnAwMghoLnR5amN3dDIJaC4zZHk2dmttMgloLjF0M2g1c2YyCWguNGQzNG9nODIOaC5vZXF0dDdmZDV6YzkyDmguNXFrNzhtbXBtZzNqMgloLjE3ZHA4dnUyCWguMjZpbjFyZzIJaC4xa3N2NHV2MgloLjF5ODEwdHcyCGgucXNoNzBxMgloLjNhczRwb2oyCWguMXB4ZXp3YzIJaC4xNDduMnpyOAByITFaSTFwcm9tUGhOS191QU54azlVMUxPQVRBWjE5ZHZzdg==</go:docsCustomData>
+</go:gDocsCustomXmlDataStorage>
 </file>
 
 <file path=customXml/itemProps1.xml><?xml version="1.0" encoding="utf-8"?>
-<ds:datastoreItem xmlns:ds="http://schemas.openxmlformats.org/officeDocument/2006/customXml" ds:itemID="{58D05F76-F087-41E9-A6F3-C7A60EB505B0}">
-  <ds:schemaRefs>
-    <ds:schemaRef ds:uri="http://schemas.microsoft.com/office/2006/metadata/properties"/>
-    <ds:schemaRef ds:uri="http://schemas.microsoft.com/office/infopath/2007/PartnerControls"/>
-    <ds:schemaRef ds:uri="78a5c2f9-42cf-4965-9099-ded0d9874952"/>
-    <ds:schemaRef ds:uri="5fce38b9-27d8-4ce7-a41c-9717fb8e71f4"/>
-  </ds:schemaRefs>
-</ds:datastoreItem>
-</file>
-
-<file path=customXml/itemProps2.xml><?xml version="1.0" encoding="utf-8"?>
 <ds:datastoreItem xmlns:ds="http://schemas.openxmlformats.org/officeDocument/2006/customXml" ds:itemID="{5288A794-8A53-4723-A9D0-5F1CC4F43476}">
   <ds:schemaRefs>
     <ds:schemaRef ds:uri="http://schemas.microsoft.com/office/2006/metadata/contentType"/>
@@ -8912,11 +7778,21 @@
 </ds:datastoreItem>
 </file>
 
+<file path=customXml/itemProps2.xml><?xml version="1.0" encoding="utf-8"?>
+<ds:datastoreItem xmlns:ds="http://schemas.openxmlformats.org/officeDocument/2006/customXml" ds:itemID="{58D05F76-F087-41E9-A6F3-C7A60EB505B0}">
+  <ds:schemaRefs>
+    <ds:schemaRef ds:uri="http://schemas.microsoft.com/office/2006/metadata/properties"/>
+    <ds:schemaRef ds:uri="http://schemas.microsoft.com/office/infopath/2007/PartnerControls"/>
+    <ds:schemaRef ds:uri="78a5c2f9-42cf-4965-9099-ded0d9874952"/>
+    <ds:schemaRef ds:uri="5fce38b9-27d8-4ce7-a41c-9717fb8e71f4"/>
+  </ds:schemaRefs>
+</ds:datastoreItem>
+</file>
+
 <file path=customXml/itemProps3.xml><?xml version="1.0" encoding="utf-8"?>
-<ds:datastoreItem xmlns:ds="http://schemas.openxmlformats.org/officeDocument/2006/customXml" ds:itemID="{11111111-1234-1234-1234-123412341234}">
+<ds:datastoreItem xmlns:ds="http://schemas.openxmlformats.org/officeDocument/2006/customXml" ds:itemID="{E0E91B9C-63AE-43F8-88FF-DF953AFCB24D}">
   <ds:schemaRefs>
-    <ds:schemaRef ds:uri="http://customooxmlschemas.google.com/"/>
-    <ds:schemaRef ds:uri="http://schemas.openxmlformats.org/officeDocument/2006/relationships"/>
+    <ds:schemaRef ds:uri="http://schemas.openxmlformats.org/officeDocument/2006/bibliography"/>
   </ds:schemaRefs>
 </ds:datastoreItem>
 </file>
@@ -8930,9 +7806,10 @@
 </file>
 
 <file path=customXml/itemProps5.xml><?xml version="1.0" encoding="utf-8"?>
-<ds:datastoreItem xmlns:ds="http://schemas.openxmlformats.org/officeDocument/2006/customXml" ds:itemID="{E0E91B9C-63AE-43F8-88FF-DF953AFCB24D}">
+<ds:datastoreItem xmlns:ds="http://schemas.openxmlformats.org/officeDocument/2006/customXml" ds:itemID="{11111111-1234-1234-1234-123412341234}">
   <ds:schemaRefs>
-    <ds:schemaRef ds:uri="http://schemas.openxmlformats.org/officeDocument/2006/bibliography"/>
+    <ds:schemaRef ds:uri="http://customooxmlschemas.google.com/"/>
+    <ds:schemaRef ds:uri="http://schemas.openxmlformats.org/officeDocument/2006/relationships"/>
   </ds:schemaRefs>
 </ds:datastoreItem>
 </file>